--- a/documentation/2 - DAT_Architecture_technique.docx
+++ b/documentation/2 - DAT_Architecture_technique.docx
@@ -149,7 +149,7 @@
           </w:tcPr>
           <w:p>
             <w:r>
-              <w:t>CYNA-DAT-002</w:t>
+              <w:t>CYNA-DAT-001</w:t>
             </w:r>
           </w:p>
         </w:tc>
@@ -187,7 +187,7 @@
           </w:tcPr>
           <w:p>
             <w:r>
-              <w:t>2.1</w:t>
+              <w:t>1.0</w:t>
             </w:r>
           </w:p>
         </w:tc>
@@ -1622,7 +1622,18 @@
     </w:p>
     <w:p>
       <w:r>
-        <w:t>CYNA est une application Next.js 16 App Router écrite en TypeScript, déployée sur Netlify avec son adaptateur OpenNext natif. Le navigateur consomme des pages React localisées et cinq routes HTTP publiques. Les Server Components et Server Actions concentrent les accès métier. Supabase fournit PostgreSQL, Auth, Row Level Security et Storage ; Stripe porte le paiement et les abonnements ; Gemini produit les réponses CynAI ; Sentry reçoit uniquement les erreurs applicatives filtrées. La couche de présentation repose sur Tailwind CSS 4, des primitives shadcn/Base UI et une approche mobile-first. Le présent DAT inclut enfin un MCD cardinalisé, quatre vues physiques et le dictionnaire des 28 tables du schéma métier.</w:t>
+        <w:t xml:space="preserve">CYNA est une application Next.js 16 App Router écrite en TypeScript, déployée sur Netlify avec </w:t>
+      </w:r>
+      <w:r>
+        <w:rPr>
+          <w:rFonts w:ascii="Consolas" w:hAnsi="Consolas"/>
+          <w:color w:val="4A339E"/>
+          <w:sz w:val="18"/>
+        </w:rPr>
+        <w:t>@netlify/plugin-nextjs</w:t>
+      </w:r>
+      <w:r>
+        <w:t>. Le navigateur consomme des pages React localisées et cinq routes HTTP publiques. Les Server Components et Server Actions concentrent les accès métier. Supabase fournit PostgreSQL, Auth, Row Level Security et Storage ; Stripe porte le paiement et les abonnements ; Gemini produit les réponses CynAI ; Sentry reçoit uniquement les erreurs applicatives filtrées. La couche de présentation repose sur Tailwind CSS 4, des primitives shadcn/Base UI et une approche mobile-first. Le présent DAT inclut enfin un MCD cardinalisé, quatre vues physiques et le dictionnaire des 28 tables du schéma métier.</w:t>
       </w:r>
     </w:p>
     <w:p>
@@ -1633,7 +1644,7 @@
       <w:r>
         <w:drawing>
           <wp:inline xmlns:a="http://schemas.openxmlformats.org/drawingml/2006/main" xmlns:pic="http://schemas.openxmlformats.org/drawingml/2006/picture">
-            <wp:extent cx="5652000" cy="1787993"/>
+            <wp:extent cx="5652000" cy="1768365"/>
             <wp:docPr id="2" name="Picture 2" descr="Contexte, conteneurs et flux externes" title="Contexte, conteneurs et flux externes"/>
             <wp:cNvGraphicFramePr>
               <a:graphicFrameLocks noChangeAspect="1"/>
@@ -1654,7 +1665,7 @@
                   <pic:spPr>
                     <a:xfrm>
                       <a:off x="0" y="0"/>
-                      <a:ext cx="5652000" cy="1787993"/>
+                      <a:ext cx="5652000" cy="1768365"/>
                     </a:xfrm>
                     <a:prstGeom prst="rect"/>
                   </pic:spPr>
@@ -2039,7 +2050,21 @@
               <w:rPr>
                 <w:sz w:val="17"/>
               </w:rPr>
-              <w:t>Node.js 24, OpenNext</w:t>
+              <w:t xml:space="preserve">Node.js 22, </w:t>
+            </w:r>
+            <w:r>
+              <w:rPr>
+                <w:rFonts w:ascii="Consolas" w:hAnsi="Consolas"/>
+                <w:color w:val="4A339E"/>
+                <w:sz w:val="17"/>
+              </w:rPr>
+              <w:t>@netlify/plugin-nextjs</w:t>
+            </w:r>
+            <w:r>
+              <w:rPr>
+                <w:sz w:val="17"/>
+              </w:rPr>
+              <w:t xml:space="preserve"> 5</w:t>
             </w:r>
           </w:p>
         </w:tc>
@@ -2682,7 +2707,7 @@
       <w:r>
         <w:drawing>
           <wp:inline xmlns:a="http://schemas.openxmlformats.org/drawingml/2006/main" xmlns:pic="http://schemas.openxmlformats.org/drawingml/2006/picture">
-            <wp:extent cx="5652000" cy="3525799"/>
+            <wp:extent cx="5652000" cy="3496326"/>
             <wp:docPr id="3" name="Picture 3" descr="Topologie de déploiement Netlify et services managés" title="Topologie de déploiement Netlify et services managés"/>
             <wp:cNvGraphicFramePr>
               <a:graphicFrameLocks noChangeAspect="1"/>
@@ -2703,7 +2728,7 @@
                   <pic:spPr>
                     <a:xfrm>
                       <a:off x="0" y="0"/>
-                      <a:ext cx="5652000" cy="3525799"/>
+                      <a:ext cx="5652000" cy="3496326"/>
                     </a:xfrm>
                     <a:prstGeom prst="rect"/>
                   </pic:spPr>
@@ -2768,7 +2793,40 @@
         <w:t>publish = .next</w:t>
       </w:r>
       <w:r>
-        <w:t xml:space="preserve"> et Node 24. Il ne contient ni secret ni plugin Next.js épinglé. Les variables Preview peuvent pointer vers des environnements de test ; les variables Stripe production, la clé Gemini et le DSN Sentry production sont limitées au contexte Production. Un PR construit une preview, mais ne déploie pas la production par GitHub Actions.</w:t>
+        <w:t xml:space="preserve"> et </w:t>
+      </w:r>
+      <w:r>
+        <w:rPr>
+          <w:rFonts w:ascii="Consolas" w:hAnsi="Consolas"/>
+          <w:color w:val="4A339E"/>
+          <w:sz w:val="18"/>
+        </w:rPr>
+        <w:t>NODE_VERSION = 22</w:t>
+      </w:r>
+      <w:r>
+        <w:t xml:space="preserve">. Il déclare </w:t>
+      </w:r>
+      <w:r>
+        <w:rPr>
+          <w:rFonts w:ascii="Consolas" w:hAnsi="Consolas"/>
+          <w:color w:val="4A339E"/>
+          <w:sz w:val="18"/>
+        </w:rPr>
+        <w:t>@netlify/plugin-nextjs</w:t>
+      </w:r>
+      <w:r>
+        <w:t xml:space="preserve">, également présent dans les </w:t>
+      </w:r>
+      <w:r>
+        <w:rPr>
+          <w:rFonts w:ascii="Consolas" w:hAnsi="Consolas"/>
+          <w:color w:val="4A339E"/>
+          <w:sz w:val="18"/>
+        </w:rPr>
+        <w:t>devDependencies</w:t>
+      </w:r>
+      <w:r>
+        <w:t>, afin que Netlify transforme correctement le build Next.js en fonctions et ressources de plateforme. Il ne contient aucun secret. Les variables Preview peuvent pointer vers des environnements de test ; les variables Stripe production, la clé Gemini et le DSN Sentry production sont limitées au contexte Production. Un PR construit une preview, mais ne déploie pas la production par GitHub Actions.</w:t>
       </w:r>
     </w:p>
     <w:p>
@@ -4837,7 +4895,7 @@
     </w:p>
     <w:p>
       <w:r>
-        <w:t xml:space="preserve">Le runtime n'embarque pas de serveur long-lived géré par l'équipe : Netlify transforme le build Next.js en fonctions et ressources OpenNext. Les effets persistants doivent donc être écrits dans Supabase, Stripe ou Storage, jamais conservés uniquement dans la mémoire d'une instance. Le </w:t>
+        <w:t xml:space="preserve">Le runtime n'embarque pas de serveur long-lived géré par l'équipe : le plugin Netlify convertit le build Next.js en fonctions et ressources de plateforme. Les effets persistants doivent donc être écrits dans Supabase, Stripe ou Storage, jamais conservés uniquement dans la mémoire d'une instance. Le </w:t>
       </w:r>
       <w:r>
         <w:rPr>
@@ -10876,7 +10934,7 @@
         <w:t>cyna_cart</w:t>
       </w:r>
       <w:r>
-        <w:t>, valable trente jours. Il contient des identifiants et quantités d'interface, pas l'autorité tarifaire. Au checkout, le serveur relit produit, tarif, mode de facturation, disponibilité, limites de sièges et promotions. Le nombre d'utilisateurs est normalisé dans la plage métier 1–50. Une valeur cliente supprimée, obsolète ou négative ne peut donc pas devenir une ligne de paiement valide.</w:t>
+        <w:t>, valable trente jours. Il contient des identifiants et quantités d'interface, pas l'autorité tarifaire. Au checkout, le serveur relit produit, tarif, mode de facturation, disponibilité, limites de sièges et promotions. Le nombre d'utilisateurs est normalisé dans la plage métier 1 à 50. Une valeur cliente supprimée, obsolète ou négative ne peut donc pas devenir une ligne de paiement valide.</w:t>
       </w:r>
     </w:p>
     <w:tbl>
@@ -20093,7 +20151,7 @@
               <w:rPr>
                 <w:sz w:val="17"/>
               </w:rPr>
-              <w:t>Netlify OpenNext natif</w:t>
+              <w:t>Plugin Next.js Netlify</w:t>
             </w:r>
           </w:p>
         </w:tc>
@@ -20139,7 +20197,7 @@
               <w:rPr>
                 <w:sz w:val="17"/>
               </w:rPr>
-              <w:t>Preview PR et support Next.js sans plugin épinglé</w:t>
+              <w:t>Preview PR et prise en charge SSR/route handlers sur la plateforme</w:t>
             </w:r>
           </w:p>
         </w:tc>
@@ -20162,7 +20220,7 @@
               <w:rPr>
                 <w:sz w:val="17"/>
               </w:rPr>
-              <w:t>À chaque montée majeure Next.js</w:t>
+              <w:t>À chaque montée majeure Next.js ou du plugin</w:t>
             </w:r>
           </w:p>
         </w:tc>
@@ -20380,7 +20438,7 @@
               <w:rPr>
                 <w:sz w:val="17"/>
               </w:rPr>
-              <w:t>CI Node 24</w:t>
+              <w:t>CI Node 24, Netlify Node 22</w:t>
             </w:r>
           </w:p>
         </w:tc>
@@ -20428,7 +20486,7 @@
               <w:rPr>
                 <w:sz w:val="17"/>
               </w:rPr>
-              <w:t>Runtime déterministe et support actuel</w:t>
+              <w:t>CI moderne et compatibilité du déploiement actuellement validé</w:t>
             </w:r>
           </w:p>
         </w:tc>
@@ -20452,7 +20510,7 @@
               <w:rPr>
                 <w:sz w:val="17"/>
               </w:rPr>
-              <w:t>Réviser avant fin de support Node 24</w:t>
+              <w:t>Réaligner les runtimes après validation Netlify</w:t>
             </w:r>
           </w:p>
         </w:tc>
@@ -20574,7 +20632,7 @@
         <w:color w:val="626273"/>
         <w:sz w:val="16"/>
       </w:rPr>
-      <w:t>CYNA  ·  CYNA-DAT-002</w:t>
+      <w:t>CYNA  ·  CYNA-DAT-001</w:t>
     </w:r>
   </w:p>
 </w:hdr>
@@ -20593,7 +20651,7 @@
         <w:color w:val="626273"/>
         <w:sz w:val="16"/>
       </w:rPr>
-      <w:t>CYNA  ·  CYNA-DAT-002</w:t>
+      <w:t>CYNA  ·  CYNA-DAT-001</w:t>
     </w:r>
   </w:p>
 </w:hdr>
@@ -20612,7 +20670,7 @@
         <w:color w:val="626273"/>
         <w:sz w:val="16"/>
       </w:rPr>
-      <w:t>CYNA  ·  CYNA-DAT-002</w:t>
+      <w:t>CYNA  ·  CYNA-DAT-001</w:t>
     </w:r>
   </w:p>
 </w:hdr>
